--- a/docs/handover/HRMS Developer Guide/05 - KT Checklist and Sign-off.docx
+++ b/docs/handover/HRMS Developer Guide/05 - KT Checklist and Sign-off.docx
@@ -1929,7 +1929,7 @@
           </w:tcPr>
           <w:p>
             <w:r>
-              <w:t>Regenerates 08 after a migration (python docs/handover/build_db_schema.py, then rebuild the documents)</w:t>
+              <w:t>Updates 08 after a migration so new tables and columns are listed</w:t>
             </w:r>
           </w:p>
         </w:tc>
